--- a/Week-3-EFS.docx
+++ b/Week-3-EFS.docx
@@ -19,6 +19,74 @@
           <w:szCs w:val="32"/>
         </w:rPr>
         <w:t>Elastic File Storage</w:t>
+      </w:r>
+      <w:r>
+        <w:rPr>
+          <w:b/>
+          <w:sz w:val="32"/>
+          <w:szCs w:val="32"/>
+        </w:rPr>
+        <w:tab/>
+      </w:r>
+      <w:r>
+        <w:rPr>
+          <w:b/>
+          <w:sz w:val="32"/>
+          <w:szCs w:val="32"/>
+        </w:rPr>
+        <w:tab/>
+      </w:r>
+      <w:r>
+        <w:rPr>
+          <w:b/>
+          <w:sz w:val="32"/>
+          <w:szCs w:val="32"/>
+        </w:rPr>
+        <w:t>(</w:t>
+      </w:r>
+      <w:proofErr w:type="spellStart"/>
+      <w:r>
+        <w:rPr>
+          <w:b/>
+          <w:sz w:val="32"/>
+          <w:szCs w:val="32"/>
+        </w:rPr>
+        <w:t>linux</w:t>
+      </w:r>
+      <w:proofErr w:type="spellEnd"/>
+      <w:r>
+        <w:rPr>
+          <w:b/>
+          <w:sz w:val="32"/>
+          <w:szCs w:val="32"/>
+        </w:rPr>
+        <w:t xml:space="preserve"> ec2</w:t>
+      </w:r>
+      <w:r>
+        <w:rPr>
+          <w:b/>
+          <w:sz w:val="32"/>
+          <w:szCs w:val="32"/>
+        </w:rPr>
+        <w:t xml:space="preserve"> + 2 subnets for 2 </w:t>
+      </w:r>
+      <w:bookmarkStart w:id="1" w:name="_GoBack"/>
+      <w:bookmarkEnd w:id="1"/>
+      <w:r>
+        <w:rPr>
+          <w:b/>
+          <w:sz w:val="32"/>
+          <w:szCs w:val="32"/>
+        </w:rPr>
+        <w:t>instances</w:t>
+      </w:r>
+      <w:r>
+        <w:rPr>
+          <w:b/>
+          <w:sz w:val="32"/>
+          <w:szCs w:val="32"/>
+        </w:rPr>
+        <w:t>)</w:t>
       </w:r>
     </w:p>
     <w:bookmarkEnd w:id="0"/>
@@ -1943,7 +2011,7 @@
           <w:bCs/>
         </w:rPr>
       </w:pPr>
-      <w:bookmarkStart w:id="1" w:name="_Hlk220437792"/>
+      <w:bookmarkStart w:id="2" w:name="_Hlk220437792"/>
       <w:r>
         <w:rPr>
           <w:b/>
@@ -2115,12 +2183,10 @@
       <w:r>
         <w:t>Can an EFS file system be accessed from EC2 instances in different VPCs? If yes, what networking setup is required?</w:t>
       </w:r>
-      <w:bookmarkEnd w:id="1"/>
+      <w:bookmarkEnd w:id="2"/>
       <w:r>
         <w:t xml:space="preserve"> </w:t>
       </w:r>
-      <w:bookmarkStart w:id="2" w:name="_GoBack"/>
-      <w:bookmarkEnd w:id="2"/>
       <w:r>
         <w:pict>
           <v:rect id="_x0000_i1026" style="width:0;height:1.5pt" o:hralign="center" o:hrstd="t" o:hr="t" fillcolor="#a0a0a0" stroked="f"/>
